--- a/小野町_引継ぎ_整理済/04_算定・見込量/小野町_見える化ワークシートの確認結果_20260925.docx
+++ b/小野町_引継ぎ_整理済/04_算定・見込量/小野町_見える化ワークシートの確認結果_20260925.docx
@@ -51,7 +51,7 @@
     </w:p>
     <w:p>
       <w:r>
-        <w:t>第二に、標準給付費のうち総給付費以外の部分（特定入所者介護サービス費・高額介護サービス費・高額医療合算・審査支払手数料）が未入力です。こちらの算定では3年計で224,546千円、標準給付費の7.2％にあたります。</w:t>
+        <w:t>第二に、標準給付費のうち総給付費以外の部分（特定入所者介護サービス費・高額介護サービス費・高額医療合算・審査支払手数料）が未入力です。こちらの算定では3年計で224,013千円、標準給付費の7.2％にあたります。</w:t>
       </w:r>
     </w:p>
     <w:p>
@@ -197,7 +197,7 @@
               <w:rPr>
                 <w:sz w:val="18"/>
               </w:rPr>
-              <w:t>961,669</w:t>
+              <w:t>960,695</w:t>
             </w:r>
           </w:p>
         </w:tc>
@@ -213,7 +213,7 @@
               <w:rPr>
                 <w:sz w:val="18"/>
               </w:rPr>
-              <w:t>+73,523</w:t>
+              <w:t>+74,497</w:t>
             </w:r>
           </w:p>
         </w:tc>
@@ -229,7 +229,7 @@
               <w:rPr>
                 <w:sz w:val="18"/>
               </w:rPr>
-              <w:t>+7.6％</w:t>
+              <w:t>+7.8％</w:t>
             </w:r>
           </w:p>
         </w:tc>
@@ -276,7 +276,7 @@
               <w:rPr>
                 <w:sz w:val="18"/>
               </w:rPr>
-              <w:t>958,871</w:t>
+              <w:t>956,645</w:t>
             </w:r>
           </w:p>
         </w:tc>
@@ -292,7 +292,7 @@
               <w:rPr>
                 <w:sz w:val="18"/>
               </w:rPr>
-              <w:t>+81,312</w:t>
+              <w:t>+83,538</w:t>
             </w:r>
           </w:p>
         </w:tc>
@@ -308,7 +308,7 @@
               <w:rPr>
                 <w:sz w:val="18"/>
               </w:rPr>
-              <w:t>+8.5％</w:t>
+              <w:t>+8.7％</w:t>
             </w:r>
           </w:p>
         </w:tc>
@@ -355,7 +355,7 @@
               <w:rPr>
                 <w:sz w:val="18"/>
               </w:rPr>
-              <w:t>956,074</w:t>
+              <w:t>952,595</w:t>
             </w:r>
           </w:p>
         </w:tc>
@@ -371,7 +371,7 @@
               <w:rPr>
                 <w:sz w:val="18"/>
               </w:rPr>
-              <w:t>+69,846</w:t>
+              <w:t>+73,325</w:t>
             </w:r>
           </w:p>
         </w:tc>
@@ -387,7 +387,7 @@
               <w:rPr>
                 <w:sz w:val="18"/>
               </w:rPr>
-              <w:t>+7.3％</w:t>
+              <w:t>+7.7％</w:t>
             </w:r>
           </w:p>
         </w:tc>
@@ -434,7 +434,7 @@
               <w:rPr>
                 <w:sz w:val="18"/>
               </w:rPr>
-              <w:t>2,876,614</w:t>
+              <w:t>2,869,936</w:t>
             </w:r>
           </w:p>
         </w:tc>
@@ -450,7 +450,7 @@
               <w:rPr>
                 <w:sz w:val="18"/>
               </w:rPr>
-              <w:t>+224,681</w:t>
+              <w:t>+231,359</w:t>
             </w:r>
           </w:p>
         </w:tc>
@@ -466,7 +466,7 @@
               <w:rPr>
                 <w:sz w:val="18"/>
               </w:rPr>
-              <w:t>+7.8％</w:t>
+              <w:t>+8.1％</w:t>
             </w:r>
           </w:p>
         </w:tc>
@@ -1035,7 +1035,7 @@
               <w:rPr>
                 <w:sz w:val="18"/>
               </w:rPr>
-              <w:t>586,258</w:t>
+              <w:t>589,849</w:t>
             </w:r>
           </w:p>
         </w:tc>
@@ -1051,7 +1051,7 @@
               <w:rPr>
                 <w:sz w:val="18"/>
               </w:rPr>
-              <w:t>+109,658</w:t>
+              <w:t>+106,067</w:t>
             </w:r>
           </w:p>
         </w:tc>
@@ -1098,7 +1098,7 @@
               <w:rPr>
                 <w:sz w:val="18"/>
               </w:rPr>
-              <w:t>44,575</w:t>
+              <w:t>44,161</w:t>
             </w:r>
           </w:p>
         </w:tc>
@@ -1114,7 +1114,7 @@
               <w:rPr>
                 <w:sz w:val="18"/>
               </w:rPr>
-              <w:t>+83,500</w:t>
+              <w:t>+83,914</w:t>
             </w:r>
           </w:p>
         </w:tc>
@@ -1161,7 +1161,7 @@
               <w:rPr>
                 <w:sz w:val="18"/>
               </w:rPr>
-              <w:t>384,581</w:t>
+              <w:t>382,076</w:t>
             </w:r>
           </w:p>
         </w:tc>
@@ -1177,7 +1177,7 @@
               <w:rPr>
                 <w:sz w:val="18"/>
               </w:rPr>
-              <w:t>-51,742</w:t>
+              <w:t>-49,237</w:t>
             </w:r>
           </w:p>
         </w:tc>
@@ -1224,7 +1224,7 @@
               <w:rPr>
                 <w:sz w:val="18"/>
               </w:rPr>
-              <w:t>141,889</w:t>
+              <w:t>140,570</w:t>
             </w:r>
           </w:p>
         </w:tc>
@@ -1240,7 +1240,7 @@
               <w:rPr>
                 <w:sz w:val="18"/>
               </w:rPr>
-              <w:t>+35,735</w:t>
+              <w:t>+37,054</w:t>
             </w:r>
           </w:p>
         </w:tc>
@@ -1287,7 +1287,7 @@
               <w:rPr>
                 <w:sz w:val="18"/>
               </w:rPr>
-              <w:t>78,398</w:t>
+              <w:t>77,669</w:t>
             </w:r>
           </w:p>
         </w:tc>
@@ -1303,7 +1303,7 @@
               <w:rPr>
                 <w:sz w:val="18"/>
               </w:rPr>
-              <w:t>+32,651</w:t>
+              <w:t>+33,380</w:t>
             </w:r>
           </w:p>
         </w:tc>
@@ -1350,7 +1350,7 @@
               <w:rPr>
                 <w:sz w:val="18"/>
               </w:rPr>
-              <w:t>137,602</w:t>
+              <w:t>136,322</w:t>
             </w:r>
           </w:p>
         </w:tc>
@@ -1366,7 +1366,7 @@
               <w:rPr>
                 <w:sz w:val="18"/>
               </w:rPr>
-              <w:t>+17,519</w:t>
+              <w:t>+18,799</w:t>
             </w:r>
           </w:p>
         </w:tc>
@@ -1413,7 +1413,7 @@
               <w:rPr>
                 <w:sz w:val="18"/>
               </w:rPr>
-              <w:t>361,599</w:t>
+              <w:t>363,814</w:t>
             </w:r>
           </w:p>
         </w:tc>
@@ -1429,7 +1429,7 @@
               <w:rPr>
                 <w:sz w:val="18"/>
               </w:rPr>
-              <w:t>-15,051</w:t>
+              <w:t>-17,266</w:t>
             </w:r>
           </w:p>
         </w:tc>
@@ -1476,7 +1476,7 @@
               <w:rPr>
                 <w:sz w:val="18"/>
               </w:rPr>
-              <w:t>85,134</w:t>
+              <w:t>84,342</w:t>
             </w:r>
           </w:p>
         </w:tc>
@@ -1492,7 +1492,7 @@
               <w:rPr>
                 <w:sz w:val="18"/>
               </w:rPr>
-              <w:t>+14,820</w:t>
+              <w:t>+15,612</w:t>
             </w:r>
           </w:p>
         </w:tc>
@@ -1793,7 +1793,7 @@
     </w:p>
     <w:p>
       <w:r>
-        <w:t>この修正で、総給付費の第10期3年計は3,089,383千円から2,876,614千円へ、46,317千円（1.5％）下がりました。</w:t>
+        <w:t>この修正で、総給付費の第10期3年計は3,089,383千円から2,869,936千円へ、46,317千円（1.5％）下がりました。</w:t>
       </w:r>
     </w:p>
     <w:p>
@@ -2406,7 +2406,7 @@
               <w:rPr>
                 <w:sz w:val="18"/>
               </w:rPr>
-              <w:t>6,224円</w:t>
+              <w:t>6,210円</w:t>
             </w:r>
           </w:p>
         </w:tc>
@@ -2422,7 +2422,7 @@
               <w:rPr>
                 <w:sz w:val="18"/>
               </w:rPr>
-              <w:t>-376円</w:t>
+              <w:t>-390円</w:t>
             </w:r>
           </w:p>
         </w:tc>
@@ -2453,7 +2453,7 @@
               <w:rPr>
                 <w:sz w:val="18"/>
               </w:rPr>
-              <w:t>6,121円</w:t>
+              <w:t>6,107円</w:t>
             </w:r>
           </w:p>
         </w:tc>
@@ -2469,7 +2469,7 @@
               <w:rPr>
                 <w:sz w:val="18"/>
               </w:rPr>
-              <w:t>-479円</w:t>
+              <w:t>-493円</w:t>
             </w:r>
           </w:p>
         </w:tc>
@@ -2500,7 +2500,7 @@
               <w:rPr>
                 <w:sz w:val="18"/>
               </w:rPr>
-              <w:t>5,924円</w:t>
+              <w:t>5,910円</w:t>
             </w:r>
           </w:p>
         </w:tc>
@@ -2516,7 +2516,7 @@
               <w:rPr>
                 <w:sz w:val="18"/>
               </w:rPr>
-              <w:t>-676円</w:t>
+              <w:t>-690円</w:t>
             </w:r>
           </w:p>
         </w:tc>
@@ -2525,7 +2525,7 @@
     <w:p/>
     <w:p>
       <w:r>
-        <w:t>いずれも第9期の6,600円を下回ります。ただし第1号被保険者負担割合が24％になると6,505円となり、6,600円を上回ります。保険料の水準を決めるのは給付費の精度ではなく、第1号被保険者負担割合と調整交付金の見込交付割合という制度側の2つです。</w:t>
+        <w:t>いずれも第9期の6,600円を下回ります。ただし第1号被保険者負担割合が24％になると6,491円となり、6,600円を上回ります。保険料の水準を決めるのは給付費の精度ではなく、第1号被保険者負担割合と調整交付金の見込交付割合という制度側の2つです。</w:t>
       </w:r>
     </w:p>
     <w:p>
@@ -2688,7 +2688,7 @@
               <w:rPr>
                 <w:sz w:val="18"/>
               </w:rPr>
-              <w:t>第10期3年計で224,546千円</w:t>
+              <w:t>第10期3年計で224,013千円</w:t>
             </w:r>
           </w:p>
         </w:tc>

--- a/小野町_引継ぎ_整理済/04_算定・見込量/小野町_見える化ワークシートの確認結果_20260925.docx
+++ b/小野町_引継ぎ_整理済/04_算定・見込量/小野町_見える化ワークシートの確認結果_20260925.docx
@@ -2406,7 +2406,7 @@
               <w:rPr>
                 <w:sz w:val="18"/>
               </w:rPr>
-              <w:t>6,210円</w:t>
+              <w:t>6,095円</w:t>
             </w:r>
           </w:p>
         </w:tc>
@@ -2422,7 +2422,7 @@
               <w:rPr>
                 <w:sz w:val="18"/>
               </w:rPr>
-              <w:t>-390円</w:t>
+              <w:t>-505円</w:t>
             </w:r>
           </w:p>
         </w:tc>
@@ -2453,7 +2453,7 @@
               <w:rPr>
                 <w:sz w:val="18"/>
               </w:rPr>
-              <w:t>6,107円</w:t>
+              <w:t>5,997円</w:t>
             </w:r>
           </w:p>
         </w:tc>
@@ -2469,7 +2469,7 @@
               <w:rPr>
                 <w:sz w:val="18"/>
               </w:rPr>
-              <w:t>-493円</w:t>
+              <w:t>-603円</w:t>
             </w:r>
           </w:p>
         </w:tc>
@@ -2500,7 +2500,7 @@
               <w:rPr>
                 <w:sz w:val="18"/>
               </w:rPr>
-              <w:t>5,910円</w:t>
+              <w:t>5,808円</w:t>
             </w:r>
           </w:p>
         </w:tc>
@@ -2516,7 +2516,7 @@
               <w:rPr>
                 <w:sz w:val="18"/>
               </w:rPr>
-              <w:t>-690円</w:t>
+              <w:t>-792円</w:t>
             </w:r>
           </w:p>
         </w:tc>
@@ -2525,7 +2525,7 @@
     <w:p/>
     <w:p>
       <w:r>
-        <w:t>いずれも第9期の6,600円を下回ります。ただし第1号被保険者負担割合が24％になると6,491円となり、6,600円を上回ります。保険料の水準を決めるのは給付費の精度ではなく、第1号被保険者負担割合と調整交付金の見込交付割合という制度側の2つです。</w:t>
+        <w:t>いずれも第9期の6,600円を下回ります。ただし第1号被保険者負担割合が24％になると6,364円となり、6,600円を上回ります。保険料の水準を決めるのは給付費の精度ではなく、第1号被保険者負担割合と調整交付金の見込交付割合という制度側の2つです。</w:t>
       </w:r>
     </w:p>
     <w:p>
@@ -2876,7 +2876,7 @@
               <w:rPr>
                 <w:sz w:val="18"/>
               </w:rPr>
-              <w:t>見込交付割合6.148％</w:t>
+              <w:t>見込交付割合5.533％</w:t>
             </w:r>
           </w:p>
         </w:tc>

--- a/小野町_引継ぎ_整理済/04_算定・見込量/小野町_見える化ワークシートの確認結果_20260925.docx
+++ b/小野町_引継ぎ_整理済/04_算定・見込量/小野町_見える化ワークシートの確認結果_20260925.docx
@@ -2406,7 +2406,7 @@
               <w:rPr>
                 <w:sz w:val="18"/>
               </w:rPr>
-              <w:t>6,095円</w:t>
+              <w:t>6,048円</w:t>
             </w:r>
           </w:p>
         </w:tc>
@@ -2422,7 +2422,7 @@
               <w:rPr>
                 <w:sz w:val="18"/>
               </w:rPr>
-              <w:t>-505円</w:t>
+              <w:t>-552円</w:t>
             </w:r>
           </w:p>
         </w:tc>
@@ -2453,7 +2453,7 @@
               <w:rPr>
                 <w:sz w:val="18"/>
               </w:rPr>
-              <w:t>5,997円</w:t>
+              <w:t>5,950円</w:t>
             </w:r>
           </w:p>
         </w:tc>
@@ -2469,7 +2469,7 @@
               <w:rPr>
                 <w:sz w:val="18"/>
               </w:rPr>
-              <w:t>-603円</w:t>
+              <w:t>-650円</w:t>
             </w:r>
           </w:p>
         </w:tc>
@@ -2500,7 +2500,7 @@
               <w:rPr>
                 <w:sz w:val="18"/>
               </w:rPr>
-              <w:t>5,808円</w:t>
+              <w:t>5,761円</w:t>
             </w:r>
           </w:p>
         </w:tc>
@@ -2516,7 +2516,7 @@
               <w:rPr>
                 <w:sz w:val="18"/>
               </w:rPr>
-              <w:t>-792円</w:t>
+              <w:t>-839円</w:t>
             </w:r>
           </w:p>
         </w:tc>
@@ -2525,7 +2525,7 @@
     <w:p/>
     <w:p>
       <w:r>
-        <w:t>いずれも第9期の6,600円を下回ります。ただし第1号被保険者負担割合が24％になると6,364円となり、6,600円を上回ります。保険料の水準を決めるのは給付費の精度ではなく、第1号被保険者負担割合と調整交付金の見込交付割合という制度側の2つです。</w:t>
+        <w:t>いずれも第9期の6,600円を下回ります。ただし第1号被保険者負担割合が24％になると6,317円となり、6,600円を上回ります。保険料の水準を決めるのは給付費の精度ではなく、第1号被保険者負担割合と調整交付金の見込交付割合という制度側の2つです。</w:t>
       </w:r>
     </w:p>
     <w:p>

--- a/小野町_引継ぎ_整理済/04_算定・見込量/小野町_見える化ワークシートの確認結果_20260925.docx
+++ b/小野町_引継ぎ_整理済/04_算定・見込量/小野町_見える化ワークシートの確認結果_20260925.docx
@@ -15,11 +15,17 @@
     </w:p>
     <w:p>
       <w:r>
+        <w:rPr>
+          <w:b w:val="0"/>
+        </w:rPr>
         <w:t>小野町　第10期介護保険事業計画　／　令和8年9月25日</w:t>
       </w:r>
     </w:p>
     <w:p>
       <w:r>
+        <w:rPr>
+          <w:b w:val="0"/>
+        </w:rPr>
         <w:t>町から受領した「第10期介護保険事業（支援）計画策定に向けたワークシート」（出力日 令和8年9月15日・推計パターン名「将来推計1」）を、こちらで組んだ見込量算定と突き合わせた結果です。受領時のお話のとおり、何も調整していない自然体推計の状態でした。</w:t>
       </w:r>
     </w:p>
@@ -36,26 +42,87 @@
     </w:p>
     <w:p>
       <w:r>
-        <w:t>総給付費の水準は、こちらの算定と1.9％の差で収まっています。別々の方法で組んだ推計が近い値になったので、どちらも大きくは外していないと見てよいと思います。</w:t>
+        <w:rPr>
+          <w:b w:val="0"/>
+        </w:rPr>
+        <w:t>見える化の総給付費は第10期3年計3,101,295千円、こちらの算定は2,869,936千円で、見える化の方が+231,359千円（+8.06%）高くなっています。</w:t>
       </w:r>
     </w:p>
     <w:p>
       <w:r>
+        <w:rPr>
+          <w:b/>
+        </w:rPr>
+        <w:t>この差は、令和8年度をどう置くかの違いによるものです。</w:t>
+      </w:r>
+      <w:r>
+        <w:rPr>
+          <w:b w:val="0"/>
+        </w:rPr>
+        <w:t>見える化は令和8年度を数か月の月平均から年換算して基準年に置いており、こちらは国保連合会業務統計表（月報）の4〜6月提供分（前年同期比0.9598）で置いています。</w:t>
+      </w:r>
+      <w:r>
+        <w:rPr>
+          <w:b/>
+        </w:rPr>
+        <w:t>どちらも令和8年度が完結していない点では同じで、12か月そろうのは令和9年5月です。</w:t>
+      </w:r>
+    </w:p>
+    <w:p>
+      <w:r>
+        <w:rPr>
+          <w:b/>
+        </w:rPr>
+        <w:t>なお、見える化の値は総給付費であり、特定入所者介護サービス費等・高額介護サービス費等・高額医療合算介護サービス費等・算定対象審査支払手数料を含みません。</w:t>
+      </w:r>
+      <w:r>
+        <w:rPr>
+          <w:b w:val="0"/>
+        </w:rPr>
+        <w:t>こちらの算定ではこれらが3年計224,013千円あり、標準給付費見込額は3,093,948千円になります。</w:t>
+      </w:r>
+      <w:r>
+        <w:rPr>
+          <w:b/>
+        </w:rPr>
+        <w:t>見える化の総給付費にこの224,013千円を足すと3,325,308千円となり、こちらの標準給付費との差は+7.48%に広がります。</w:t>
+      </w:r>
+      <w:r>
+        <w:rPr>
+          <w:b w:val="0"/>
+        </w:rPr>
+        <w:t>見える化の値をそのまま標準給付費として扱うと+0.24%に見えますが、これは中身の違うものを並べた数字です。</w:t>
+      </w:r>
+    </w:p>
+    <w:p>
+      <w:r>
+        <w:rPr>
+          <w:b w:val="0"/>
+        </w:rPr>
         <w:t>ただし、そのまま計画に使える状態ではありません。理由は3つです。</w:t>
       </w:r>
     </w:p>
     <w:p>
       <w:r>
+        <w:rPr>
+          <w:b w:val="0"/>
+        </w:rPr>
         <w:t>第一に、地域支援事業費が3シートとも全部ゼロです。保険料の算定には地域支援事業費が要るため、このままでは保険料が出ません。実際「5_保険料推計」は #DIV/0! のままです。</w:t>
       </w:r>
     </w:p>
     <w:p>
       <w:r>
+        <w:rPr>
+          <w:b w:val="0"/>
+        </w:rPr>
         <w:t>第二に、標準給付費のうち総給付費以外の部分（特定入所者介護サービス費・高額介護サービス費・高額医療合算・審査支払手数料）が未入力です。こちらの算定では3年計で224,013千円、標準給付費の7.2％にあたります。</w:t>
       </w:r>
     </w:p>
     <w:p>
       <w:r>
+        <w:rPr>
+          <w:b w:val="0"/>
+        </w:rPr>
         <w:t>第三に、令和8年度を基準年に置いているため、サービスによって基準値が年間実績と大きく食い違っています。とくに通所リハビリテーションは令和7年度の2.65倍になっていますが、国保連の月報で確かめると令和8年度の給付額は月130万円で令和7年度とほぼ同じです。この基準値をそのまま延ばすと、第10期の3年間で約8,500万円の過大になります。</w:t>
       </w:r>
     </w:p>
@@ -475,11 +542,17 @@
     <w:p/>
     <w:p>
       <w:r>
+        <w:rPr>
+          <w:b w:val="0"/>
+        </w:rPr>
         <w:t>第1号被保険者数も、見える化の第10期3年計10,275人に対し、こちらが用いている第10期将来推計用推計人口では10,284人で、差は9人（0.09％）です。分母となる人口には差がありません。</w:t>
       </w:r>
     </w:p>
     <w:p>
       <w:r>
+        <w:rPr>
+          <w:b w:val="0"/>
+        </w:rPr>
         <w:t>いっぽう認定者数は8％前後ずれています。見える化は令和9年度849人・令和10年度850人・令和11年度841人、こちらは令和9年度782人・令和10年度781人・令和11年度780人です。</w:t>
       </w:r>
     </w:p>
@@ -888,22 +961,40 @@
     <w:p/>
     <w:p>
       <w:r>
+        <w:rPr>
+          <w:b w:val="0"/>
+        </w:rPr>
         <w:t>差の原因は基点の置き方です。見える化の自然体推計は直近年度の認定率を基点とし、そこに変化分（初期値は令和3年度→令和4年度の変化）を加えていきます。この直近年度の認定率は令和7年9月の865人によっています。令和7年9月は、国保連の月報で認定者数が961人から862人へ一段下がった月の直後であり、その後さらに866人から794人へ減っていく途中の点です。見える化はこの後半の減少を織り込んでいません。</w:t>
       </w:r>
     </w:p>
     <w:p>
       <w:r>
+        <w:rPr>
+          <w:b w:val="0"/>
+        </w:rPr>
         <w:t>こちらの算定は、年齢階層別の認定率（令和7年度実績）を第10期将来推計用推計人口の年齢階層別人口に乗じており、令和8年3月末の第1号被保険者の認定者783人と接続します。認定者数の絶対水準としては、こちらの782人前後が令和8年3月末の実績に沿います。</w:t>
       </w:r>
     </w:p>
     <w:p>
       <w:r>
-        <w:t>ただし、この差が見込量にそのまま出るわけではありません。見える化の見込量は「第1号被保険者数×認定率×利用率」の3段の掛け算で、利用率の分母は認定者数（在宅サービスは認定者数から施設・居住系の利用者数を引いたもの）です。認定率が高く出れば利用率が同じだけ低く出るため、認定率と利用率を断層の同じ側からそろえて採る限り、積は変わりません。したがって認定者数の差は、見込量そのものよりも、計画書に載せる認定者数の表と、認定率を使う指標の側に影響します。**計画書に載せる認定者数は、令和8年3月末の実績と接続するこちらの系列を採ります。**</w:t>
+        <w:rPr>
+          <w:b w:val="0"/>
+        </w:rPr>
+        <w:t>ただし、この差が見込量にそのまま出るわけではありません。見える化の見込量は「第1号被保険者数×認定率×利用率」の3段の掛け算で、利用率の分母は認定者数（在宅サービスは認定者数から施設・居住系の利用者数を引いたもの）です。認定率が高く出れば利用率が同じだけ低く出るため、認定率と利用率を断層の同じ側からそろえて採る限り、積は変わりません。したがって認定者数の差は、見込量そのものよりも、計画書に載せる認定者数の表と、認定率を使う指標の側に影響します。</w:t>
+      </w:r>
+      <w:r>
+        <w:rPr>
+          <w:b/>
+        </w:rPr>
+        <w:t>計画書に載せる認定者数は、令和8年3月末の実績と接続するこちらの系列を採ります。</w:t>
       </w:r>
     </w:p>
     <w:p/>
     <w:p>
       <w:r>
+        <w:rPr>
+          <w:b w:val="0"/>
+        </w:rPr>
         <w:t>なお、見える化のワークシートの令和6年度の列は、指標によって年度がそろっていません。給付費の欄は14サービスすべてで年報の令和5年度と比が1.000で一致し、実体は令和5年度の実績です。同じ列の認定者数937人は、国保連の令和6年10月審査分（令和6年9月提供分）と一致します。列見出しの年度をそのまま読むと1年ずれますので、ワークシートから実績を読み取る際は指標ごとに年度を確かめる必要があります。</w:t>
       </w:r>
     </w:p>
@@ -920,6 +1011,9 @@
     </w:p>
     <w:p>
       <w:r>
+        <w:rPr>
+          <w:b w:val="0"/>
+        </w:rPr>
         <w:t>金額の大きい順に、差の理由を整理します。</w:t>
       </w:r>
     </w:p>
@@ -1501,6 +1595,9 @@
     <w:p/>
     <w:p>
       <w:r>
+        <w:rPr>
+          <w:b w:val="0"/>
+        </w:rPr>
         <w:t>差が大きいものは、ほとんどが基準期間の置き方の違いによるものです。見える化は令和8年度の数か月を年換算した1年分だけを見ています。こちらは令和5〜7年度の3年平均を使っています。</w:t>
       </w:r>
     </w:p>
@@ -1517,11 +1614,17 @@
     </w:p>
     <w:p>
       <w:r>
+        <w:rPr>
+          <w:b w:val="0"/>
+        </w:rPr>
         <w:t>突合の過程で、こちらの算定に直すべき点が見つかりましたので、先に見込量算定を改めました。</w:t>
       </w:r>
     </w:p>
     <w:p>
       <w:r>
+        <w:rPr>
+          <w:b w:val="0"/>
+        </w:rPr>
         <w:t>令和5年度から令和7年度まで一方向に動いていて、令和8年度の国保連月報でも同じ向きが続いているサービスは、3年平均だと直近の実績から離れてしまいます。次の3つについて、基準期間を令和7年度単年に改めました。</w:t>
       </w:r>
     </w:p>
@@ -1788,11 +1891,17 @@
     <w:p/>
     <w:p>
       <w:r>
+        <w:rPr>
+          <w:b w:val="0"/>
+        </w:rPr>
         <w:t>いっぽう、訪問介護（令和5→7年度▲17.2％の単調減）と介護予防小規模多機能型居宅介護（同＋41.4％の単調増）は、令和8年度の月報で向きが反転していますので、3年平均のまま置きました。</w:t>
       </w:r>
     </w:p>
     <w:p>
       <w:r>
+        <w:rPr>
+          <w:b w:val="0"/>
+        </w:rPr>
         <w:t>この修正で、総給付費の第10期3年計は3,089,383千円から2,869,936千円へ、46,317千円（1.5％）下がりました。</w:t>
       </w:r>
     </w:p>
@@ -1809,6 +1918,9 @@
     </w:p>
     <w:p>
       <w:r>
+        <w:rPr>
+          <w:b w:val="0"/>
+        </w:rPr>
         <w:t>一般介護予防事業費と包括的支援事業・任意事業費の決算額は、介護保険事業状況報告（年報）の様式4「５．介護保険特別会計経理状況」の歳出側に、独立した科目として計上されています。受領済みの年報データで令和3年度から令和6年度まで確認できました。見える化システムからダウンロードする必要はありません。</w:t>
       </w:r>
     </w:p>
@@ -2296,16 +2408,25 @@
     <w:p/>
     <w:p>
       <w:r>
+        <w:rPr>
+          <w:b w:val="0"/>
+        </w:rPr>
         <w:t>令和7年度だけは年報そのものが未入力で、様式4の全科目がゼロです。したがって町にお願いするのは令和7年度の決算額だけで足ります。</w:t>
       </w:r>
     </w:p>
     <w:p>
       <w:r>
+        <w:rPr>
+          <w:b w:val="0"/>
+        </w:rPr>
         <w:t>なお、一般介護予防事業費が令和5年度の993,702円から令和6年度の5,304,726円へ5.3倍に増えています。計画素案では「令和5年度で1.0百万円と低い水準」と書いていましたので、令和6年度の実績に置き換えます。何に使われたのかを教えていただけると、第10期の一般介護予防事業の組み立てに反映できます。</w:t>
       </w:r>
     </w:p>
     <w:p>
       <w:r>
+        <w:rPr>
+          <w:b w:val="0"/>
+        </w:rPr>
         <w:t>それから、様式4の介護給付費準備基金保有額が、令和3年度末0円・令和4年度末120,000千円・令和5年度末12,000千円・令和6年度末12,000千円となっています。繰入金（取崩し）は全年度ゼロですので、残高が10分の1になるのは説明がつきません。基金運用状況調書などで正しい残高をご確認いただけますでしょうか。準備基金の取崩額は保険料の基準額に直接効きます。</w:t>
       </w:r>
     </w:p>
@@ -2322,6 +2443,9 @@
     </w:p>
     <w:p>
       <w:r>
+        <w:rPr>
+          <w:b w:val="0"/>
+        </w:rPr>
         <w:t>上の修正を反映し、地域支援事業費に年報 様式4 の令和6年度決算を置いて算定すると、第10期の保険料基準額は次のようになります。第1号被保険者負担割合と調整交付金の見込交付割合はまだ国から示されていないため、いずれも第9期と同じ値で置いた暫定の数字です。</w:t>
       </w:r>
     </w:p>
@@ -2525,6 +2649,9 @@
     <w:p/>
     <w:p>
       <w:r>
+        <w:rPr>
+          <w:b w:val="0"/>
+        </w:rPr>
         <w:t>いずれも第9期の6,600円を下回ります。ただし第1号被保険者負担割合が24％になると6,317円となり、6,600円を上回ります。保険料の水準を決めるのは給付費の精度ではなく、第1号被保険者負担割合と調整交付金の見込交付割合という制度側の2つです。</w:t>
       </w:r>
     </w:p>
@@ -2541,6 +2668,9 @@
     </w:p>
     <w:p>
       <w:r>
+        <w:rPr>
+          <w:b w:val="0"/>
+        </w:rPr>
         <w:t>このワークシートで保険料まで出すには、次の入力が要ります。町のほうで入力される場合は、こちらで用意した値をお渡しできます。</w:t>
       </w:r>
     </w:p>

--- a/小野町_引継ぎ_整理済/04_算定・見込量/小野町_見える化ワークシートの確認結果_20260925.docx
+++ b/小野町_引継ぎ_整理済/04_算定・見込量/小野町_見える化ワークシートの確認結果_20260925.docx
@@ -2427,7 +2427,7 @@
         <w:rPr>
           <w:b w:val="0"/>
         </w:rPr>
-        <w:t>それから、様式4の介護給付費準備基金保有額が、令和3年度末0円・令和4年度末120,000千円・令和5年度末12,000千円・令和6年度末12,000千円となっています。繰入金（取崩し）は全年度ゼロですので、残高が10分の1になるのは説明がつきません。基金運用状況調書などで正しい残高をご確認いただけますでしょうか。準備基金の取崩額は保険料の基準額に直接効きます。</w:t>
+        <w:t>それから、様式4の介護給付費準備基金保有額（令和3年度末0円・令和4年度末120,000千円・令和5・6年度末12,000千円）は、町の財務書類（附属明細書「基金の明細」）の残高（令和4年度末90,000千円・令和5年度末120,000千円）と合いません。保険料の試算は財務書類の残高によっています。以後の積立と令和8年度予算の積立を足すと、令和8年度末は210,000千円の見込みです。令和7年度末の残高（財産に関する調書）をご確認いただけますでしょうか。準備基金の取崩額は保険料の基準額に直接効きます。</w:t>
       </w:r>
     </w:p>
     <w:p>
@@ -2561,7 +2561,7 @@
               <w:rPr>
                 <w:sz w:val="18"/>
               </w:rPr>
-              <w:t>準備基金12,000千円を全額取り崩す場合</w:t>
+              <w:t>準備基金105,000千円（令和8年度末見込の半分）を取り崩す場合</w:t>
             </w:r>
           </w:p>
         </w:tc>
@@ -2577,7 +2577,7 @@
               <w:rPr>
                 <w:sz w:val="18"/>
               </w:rPr>
-              <w:t>5,950円</w:t>
+              <w:t>5,188円</w:t>
             </w:r>
           </w:p>
         </w:tc>
@@ -2593,7 +2593,54 @@
               <w:rPr>
                 <w:sz w:val="18"/>
               </w:rPr>
-              <w:t>-650円</w:t>
+              <w:t>-1,412円</w:t>
+            </w:r>
+          </w:p>
+        </w:tc>
+      </w:tr>
+      <w:tr>
+        <w:tc>
+          <w:tcPr>
+            <w:tcW w:type="dxa" w:w="2880"/>
+          </w:tcPr>
+          <w:p>
+            <w:r>
+              <w:rPr>
+                <w:sz w:val="18"/>
+              </w:rPr>
+              <w:t>準備基金210,000千円（令和8年度末見込の全額）を取り崩す場合</w:t>
+            </w:r>
+          </w:p>
+        </w:tc>
+        <w:tc>
+          <w:tcPr>
+            <w:tcW w:type="dxa" w:w="2880"/>
+          </w:tcPr>
+          <w:p>
+            <w:pPr>
+              <w:jc w:val="right"/>
+            </w:pPr>
+            <w:r>
+              <w:rPr>
+                <w:sz w:val="18"/>
+              </w:rPr>
+              <w:t>4,328円</w:t>
+            </w:r>
+          </w:p>
+        </w:tc>
+        <w:tc>
+          <w:tcPr>
+            <w:tcW w:type="dxa" w:w="2880"/>
+          </w:tcPr>
+          <w:p>
+            <w:pPr>
+              <w:jc w:val="right"/>
+            </w:pPr>
+            <w:r>
+              <w:rPr>
+                <w:sz w:val="18"/>
+              </w:rPr>
+              <w:t>-2,272円</w:t>
             </w:r>
           </w:p>
         </w:tc>
@@ -2865,7 +2912,7 @@
               <w:rPr>
                 <w:sz w:val="18"/>
               </w:rPr>
-              <w:t>残高12,000千円（要確認）</w:t>
+              <w:t>残高 令和8年度末見込210,000千円（令和5年度末120,000千円は財務書類で確認済み）</w:t>
             </w:r>
           </w:p>
         </w:tc>
